--- a/P1/TI.1.1. PAO202651_SOAP_JAVA_SINBDD_36883_GR07/05. DOCUMENTACION/01. DICCIONARIO DE DATOS/DiccionarioDeDatos_GR07.docx
+++ b/P1/TI.1.1. PAO202651_SOAP_JAVA_SINBDD_36883_GR07/05. DOCUMENTACION/01. DICCIONARIO DE DATOS/DiccionarioDeDatos_GR07.docx
@@ -343,7 +343,7 @@
                                 <w:szCs w:val="28"/>
                                 <w:lang w:eastAsia="es-EC"/>
                               </w:rPr>
-                              <w:t>14/10/2026</w:t>
+                              <w:t>27/10/2026</w:t>
                             </w:r>
                             <w:r>
                               <w:rPr>
@@ -656,7 +656,7 @@
                           <w:szCs w:val="28"/>
                           <w:lang w:eastAsia="es-EC"/>
                         </w:rPr>
-                        <w:t>14/10/2026</w:t>
+                        <w:t>27/10/2026</w:t>
                       </w:r>
                       <w:r>
                         <w:rPr>
@@ -4335,7 +4335,7 @@
       <w:pPr>
         <w:pStyle w:val="Ttulo1"/>
       </w:pPr>
-      <w:bookmarkStart w:id="0" w:name="_Toc242892499"/>
+      <w:bookmarkStart w:id="0" w:name="_Toc243988463"/>
       <w:r>
         <w:lastRenderedPageBreak/>
         <w:t xml:space="preserve">DICCIONARIO DE DATOS </w:t>
@@ -4388,7 +4388,7 @@
           <w:r>
             <w:fldChar w:fldCharType="separate"/>
           </w:r>
-          <w:hyperlink w:anchor="_Toc242892499" w:history="1">
+          <w:hyperlink w:anchor="_Toc243988463" w:history="1">
             <w:r>
               <w:rPr>
                 <w:rStyle w:val="Hipervnculo"/>
@@ -4415,7 +4415,7 @@
                 <w:noProof/>
                 <w:webHidden/>
               </w:rPr>
-              <w:instrText xml:space="preserve"> PAGEREF _Toc242892499 \h </w:instrText>
+              <w:instrText xml:space="preserve"> PAGEREF _Toc243988463 \h </w:instrText>
             </w:r>
             <w:r>
               <w:rPr>
@@ -4460,7 +4460,7 @@
               <w:lang w:val="es-MX" w:eastAsia="es-MX"/>
             </w:rPr>
           </w:pPr>
-          <w:hyperlink w:anchor="_Toc242892500" w:history="1">
+          <w:hyperlink w:anchor="_Toc243988464" w:history="1">
             <w:r>
               <w:rPr>
                 <w:rStyle w:val="Hipervnculo"/>
@@ -4503,7 +4503,7 @@
                 <w:noProof/>
                 <w:webHidden/>
               </w:rPr>
-              <w:instrText xml:space="preserve"> PAGEREF _Toc242892500 \h </w:instrText>
+              <w:instrText xml:space="preserve"> PAGEREF _Toc243988464 \h </w:instrText>
             </w:r>
             <w:r>
               <w:rPr>
@@ -4523,7 +4523,7 @@
                 <w:noProof/>
                 <w:webHidden/>
               </w:rPr>
-              <w:t>4</w:t>
+              <w:t>2</w:t>
             </w:r>
             <w:r>
               <w:rPr>
@@ -4548,7 +4548,7 @@
               <w:lang w:val="es-MX" w:eastAsia="es-MX"/>
             </w:rPr>
           </w:pPr>
-          <w:hyperlink w:anchor="_Toc242892501" w:history="1">
+          <w:hyperlink w:anchor="_Toc243988465" w:history="1">
             <w:r>
               <w:rPr>
                 <w:rStyle w:val="Hipervnculo"/>
@@ -4591,7 +4591,7 @@
                 <w:noProof/>
                 <w:webHidden/>
               </w:rPr>
-              <w:instrText xml:space="preserve"> PAGEREF _Toc242892501 \h </w:instrText>
+              <w:instrText xml:space="preserve"> PAGEREF _Toc243988465 \h </w:instrText>
             </w:r>
             <w:r>
               <w:rPr>
@@ -4611,7 +4611,7 @@
                 <w:noProof/>
                 <w:webHidden/>
               </w:rPr>
-              <w:t>4</w:t>
+              <w:t>2</w:t>
             </w:r>
             <w:r>
               <w:rPr>
@@ -4636,7 +4636,7 @@
               <w:lang w:val="es-MX" w:eastAsia="es-MX"/>
             </w:rPr>
           </w:pPr>
-          <w:hyperlink w:anchor="_Toc242892502" w:history="1">
+          <w:hyperlink w:anchor="_Toc243988466" w:history="1">
             <w:r>
               <w:rPr>
                 <w:rStyle w:val="Hipervnculo"/>
@@ -4679,7 +4679,7 @@
                 <w:noProof/>
                 <w:webHidden/>
               </w:rPr>
-              <w:instrText xml:space="preserve"> PAGEREF _Toc242892502 \h </w:instrText>
+              <w:instrText xml:space="preserve"> PAGEREF _Toc243988466 \h </w:instrText>
             </w:r>
             <w:r>
               <w:rPr>
@@ -4699,7 +4699,7 @@
                 <w:noProof/>
                 <w:webHidden/>
               </w:rPr>
-              <w:t>4</w:t>
+              <w:t>2</w:t>
             </w:r>
             <w:r>
               <w:rPr>
@@ -4724,7 +4724,7 @@
               <w:lang w:val="es-MX" w:eastAsia="es-MX"/>
             </w:rPr>
           </w:pPr>
-          <w:hyperlink w:anchor="_Toc242892503" w:history="1">
+          <w:hyperlink w:anchor="_Toc243988467" w:history="1">
             <w:r>
               <w:rPr>
                 <w:rStyle w:val="Hipervnculo"/>
@@ -4767,7 +4767,7 @@
                 <w:noProof/>
                 <w:webHidden/>
               </w:rPr>
-              <w:instrText xml:space="preserve"> PAGEREF _Toc242892503 \h </w:instrText>
+              <w:instrText xml:space="preserve"> PAGEREF _Toc243988467 \h </w:instrText>
             </w:r>
             <w:r>
               <w:rPr>
@@ -4787,7 +4787,7 @@
                 <w:noProof/>
                 <w:webHidden/>
               </w:rPr>
-              <w:t>4</w:t>
+              <w:t>2</w:t>
             </w:r>
             <w:r>
               <w:rPr>
@@ -4812,7 +4812,7 @@
               <w:lang w:val="es-MX" w:eastAsia="es-MX"/>
             </w:rPr>
           </w:pPr>
-          <w:hyperlink w:anchor="_Toc242892504" w:history="1">
+          <w:hyperlink w:anchor="_Toc243988468" w:history="1">
             <w:r>
               <w:rPr>
                 <w:rStyle w:val="Hipervnculo"/>
@@ -4855,7 +4855,7 @@
                 <w:noProof/>
                 <w:webHidden/>
               </w:rPr>
-              <w:instrText xml:space="preserve"> PAGEREF _Toc242892504 \h </w:instrText>
+              <w:instrText xml:space="preserve"> PAGEREF _Toc243988468 \h </w:instrText>
             </w:r>
             <w:r>
               <w:rPr>
@@ -4875,7 +4875,7 @@
                 <w:noProof/>
                 <w:webHidden/>
               </w:rPr>
-              <w:t>4</w:t>
+              <w:t>2</w:t>
             </w:r>
             <w:r>
               <w:rPr>
@@ -4900,7 +4900,7 @@
               <w:lang w:val="es-MX" w:eastAsia="es-MX"/>
             </w:rPr>
           </w:pPr>
-          <w:hyperlink w:anchor="_Toc242892505" w:history="1">
+          <w:hyperlink w:anchor="_Toc243988469" w:history="1">
             <w:r>
               <w:rPr>
                 <w:rStyle w:val="Hipervnculo"/>
@@ -4943,7 +4943,7 @@
                 <w:noProof/>
                 <w:webHidden/>
               </w:rPr>
-              <w:instrText xml:space="preserve"> PAGEREF _Toc242892505 \h </w:instrText>
+              <w:instrText xml:space="preserve"> PAGEREF _Toc243988469 \h </w:instrText>
             </w:r>
             <w:r>
               <w:rPr>
@@ -4963,7 +4963,7 @@
                 <w:noProof/>
                 <w:webHidden/>
               </w:rPr>
-              <w:t>5</w:t>
+              <w:t>3</w:t>
             </w:r>
             <w:r>
               <w:rPr>
@@ -4988,7 +4988,7 @@
               <w:lang w:val="es-MX" w:eastAsia="es-MX"/>
             </w:rPr>
           </w:pPr>
-          <w:hyperlink w:anchor="_Toc242892506" w:history="1">
+          <w:hyperlink w:anchor="_Toc243988470" w:history="1">
             <w:r>
               <w:rPr>
                 <w:rStyle w:val="Hipervnculo"/>
@@ -5031,7 +5031,7 @@
                 <w:noProof/>
                 <w:webHidden/>
               </w:rPr>
-              <w:instrText xml:space="preserve"> PAGEREF _Toc242892506 \h </w:instrText>
+              <w:instrText xml:space="preserve"> PAGEREF _Toc243988470 \h </w:instrText>
             </w:r>
             <w:r>
               <w:rPr>
@@ -5051,7 +5051,7 @@
                 <w:noProof/>
                 <w:webHidden/>
               </w:rPr>
-              <w:t>5</w:t>
+              <w:t>3</w:t>
             </w:r>
             <w:r>
               <w:rPr>
@@ -5076,7 +5076,7 @@
               <w:lang w:val="es-MX" w:eastAsia="es-MX"/>
             </w:rPr>
           </w:pPr>
-          <w:hyperlink w:anchor="_Toc242892507" w:history="1">
+          <w:hyperlink w:anchor="_Toc243988471" w:history="1">
             <w:r>
               <w:rPr>
                 <w:rStyle w:val="Hipervnculo"/>
@@ -5119,7 +5119,7 @@
                 <w:noProof/>
                 <w:webHidden/>
               </w:rPr>
-              <w:instrText xml:space="preserve"> PAGEREF _Toc242892507 \h </w:instrText>
+              <w:instrText xml:space="preserve"> PAGEREF _Toc243988471 \h </w:instrText>
             </w:r>
             <w:r>
               <w:rPr>
@@ -5139,7 +5139,7 @@
                 <w:noProof/>
                 <w:webHidden/>
               </w:rPr>
-              <w:t>5</w:t>
+              <w:t>3</w:t>
             </w:r>
             <w:r>
               <w:rPr>
@@ -5164,7 +5164,7 @@
               <w:lang w:val="es-MX" w:eastAsia="es-MX"/>
             </w:rPr>
           </w:pPr>
-          <w:hyperlink w:anchor="_Toc242892508" w:history="1">
+          <w:hyperlink w:anchor="_Toc243988472" w:history="1">
             <w:r>
               <w:rPr>
                 <w:rStyle w:val="Hipervnculo"/>
@@ -5207,7 +5207,7 @@
                 <w:noProof/>
                 <w:webHidden/>
               </w:rPr>
-              <w:instrText xml:space="preserve"> PAGEREF _Toc242892508 \h </w:instrText>
+              <w:instrText xml:space="preserve"> PAGEREF _Toc243988472 \h </w:instrText>
             </w:r>
             <w:r>
               <w:rPr>
@@ -5227,7 +5227,7 @@
                 <w:noProof/>
                 <w:webHidden/>
               </w:rPr>
-              <w:t>6</w:t>
+              <w:t>4</w:t>
             </w:r>
             <w:r>
               <w:rPr>
@@ -5252,7 +5252,7 @@
               <w:lang w:val="es-MX" w:eastAsia="es-MX"/>
             </w:rPr>
           </w:pPr>
-          <w:hyperlink w:anchor="_Toc242892509" w:history="1">
+          <w:hyperlink w:anchor="_Toc243988473" w:history="1">
             <w:r>
               <w:rPr>
                 <w:rStyle w:val="Hipervnculo"/>
@@ -5295,7 +5295,7 @@
                 <w:noProof/>
                 <w:webHidden/>
               </w:rPr>
-              <w:instrText xml:space="preserve"> PAGEREF _Toc242892509 \h </w:instrText>
+              <w:instrText xml:space="preserve"> PAGEREF _Toc243988473 \h </w:instrText>
             </w:r>
             <w:r>
               <w:rPr>
@@ -5315,7 +5315,7 @@
                 <w:noProof/>
                 <w:webHidden/>
               </w:rPr>
-              <w:t>6</w:t>
+              <w:t>4</w:t>
             </w:r>
             <w:r>
               <w:rPr>
@@ -5340,7 +5340,7 @@
               <w:lang w:val="es-MX" w:eastAsia="es-MX"/>
             </w:rPr>
           </w:pPr>
-          <w:hyperlink w:anchor="_Toc242892510" w:history="1">
+          <w:hyperlink w:anchor="_Toc243988474" w:history="1">
             <w:r>
               <w:rPr>
                 <w:rStyle w:val="Hipervnculo"/>
@@ -5383,7 +5383,7 @@
                 <w:noProof/>
                 <w:webHidden/>
               </w:rPr>
-              <w:instrText xml:space="preserve"> PAGEREF _Toc242892510 \h </w:instrText>
+              <w:instrText xml:space="preserve"> PAGEREF _Toc243988474 \h </w:instrText>
             </w:r>
             <w:r>
               <w:rPr>
@@ -5403,7 +5403,7 @@
                 <w:noProof/>
                 <w:webHidden/>
               </w:rPr>
-              <w:t>6</w:t>
+              <w:t>4</w:t>
             </w:r>
             <w:r>
               <w:rPr>
@@ -5428,7 +5428,7 @@
               <w:lang w:val="es-MX" w:eastAsia="es-MX"/>
             </w:rPr>
           </w:pPr>
-          <w:hyperlink w:anchor="_Toc242892511" w:history="1">
+          <w:hyperlink w:anchor="_Toc243988475" w:history="1">
             <w:r>
               <w:rPr>
                 <w:rStyle w:val="Hipervnculo"/>
@@ -5471,7 +5471,7 @@
                 <w:noProof/>
                 <w:webHidden/>
               </w:rPr>
-              <w:instrText xml:space="preserve"> PAGEREF _Toc242892511 \h </w:instrText>
+              <w:instrText xml:space="preserve"> PAGEREF _Toc243988475 \h </w:instrText>
             </w:r>
             <w:r>
               <w:rPr>
@@ -5491,7 +5491,7 @@
                 <w:noProof/>
                 <w:webHidden/>
               </w:rPr>
-              <w:t>7</w:t>
+              <w:t>5</w:t>
             </w:r>
             <w:r>
               <w:rPr>
@@ -5533,7 +5533,6 @@
         <w:pStyle w:val="TtuloTDC"/>
       </w:pPr>
       <w:r>
-        <w:lastRenderedPageBreak/>
         <w:t>ÍNDICE</w:t>
       </w:r>
       <w:r>
@@ -5567,16 +5566,12 @@
         <w:spacing w:before="0" w:after="0"/>
         <w:jc w:val="left"/>
       </w:pPr>
-      <w:r>
-        <w:br w:type="page"/>
-      </w:r>
     </w:p>
     <w:p>
       <w:pPr>
         <w:pStyle w:val="TtuloTDC"/>
       </w:pPr>
       <w:r>
-        <w:lastRenderedPageBreak/>
         <w:t>ÍNDICE</w:t>
       </w:r>
       <w:r>
@@ -5605,7 +5600,7 @@
       <w:r>
         <w:fldChar w:fldCharType="separate"/>
       </w:r>
-      <w:hyperlink w:anchor="_Toc242892512" w:history="1">
+      <w:hyperlink w:anchor="_Toc243988476" w:history="1">
         <w:r>
           <w:rPr>
             <w:rStyle w:val="Hipervnculo"/>
@@ -5632,7 +5627,504 @@
             <w:noProof/>
             <w:webHidden/>
           </w:rPr>
-          <w:instrText xml:space="preserve"> PAGEREF _Toc242892512 \h </w:instrText>
+          <w:instrText xml:space="preserve"> PAGEREF _Toc243988476 \h </w:instrText>
+        </w:r>
+        <w:r>
+          <w:rPr>
+            <w:noProof/>
+            <w:webHidden/>
+          </w:rPr>
+        </w:r>
+        <w:r>
+          <w:rPr>
+            <w:noProof/>
+            <w:webHidden/>
+          </w:rPr>
+          <w:fldChar w:fldCharType="separate"/>
+        </w:r>
+        <w:r>
+          <w:rPr>
+            <w:noProof/>
+            <w:webHidden/>
+          </w:rPr>
+          <w:t>2</w:t>
+        </w:r>
+        <w:r>
+          <w:rPr>
+            <w:noProof/>
+            <w:webHidden/>
+          </w:rPr>
+          <w:fldChar w:fldCharType="end"/>
+        </w:r>
+      </w:hyperlink>
+    </w:p>
+    <w:p>
+      <w:pPr>
+        <w:pStyle w:val="Tabladeilustraciones"/>
+        <w:tabs>
+          <w:tab w:val="right" w:leader="dot" w:pos="9020"/>
+        </w:tabs>
+        <w:rPr>
+          <w:rFonts w:asciiTheme="minorHAnsi" w:eastAsiaTheme="minorEastAsia" w:hAnsiTheme="minorHAnsi" w:cstheme="minorBidi"/>
+          <w:noProof/>
+          <w:sz w:val="22"/>
+          <w:lang w:val="es-MX" w:eastAsia="es-MX"/>
+        </w:rPr>
+      </w:pPr>
+      <w:hyperlink w:anchor="_Toc243988477" w:history="1">
+        <w:r>
+          <w:rPr>
+            <w:rStyle w:val="Hipervnculo"/>
+            <w:noProof/>
+          </w:rPr>
+          <w:t>Tabla 2. Tokens activos (clase GestorTokens)</w:t>
+        </w:r>
+        <w:r>
+          <w:rPr>
+            <w:noProof/>
+            <w:webHidden/>
+          </w:rPr>
+          <w:tab/>
+        </w:r>
+        <w:r>
+          <w:rPr>
+            <w:noProof/>
+            <w:webHidden/>
+          </w:rPr>
+          <w:fldChar w:fldCharType="begin"/>
+        </w:r>
+        <w:r>
+          <w:rPr>
+            <w:noProof/>
+            <w:webHidden/>
+          </w:rPr>
+          <w:instrText xml:space="preserve"> PAGEREF _Toc243988477 \h </w:instrText>
+        </w:r>
+        <w:r>
+          <w:rPr>
+            <w:noProof/>
+            <w:webHidden/>
+          </w:rPr>
+        </w:r>
+        <w:r>
+          <w:rPr>
+            <w:noProof/>
+            <w:webHidden/>
+          </w:rPr>
+          <w:fldChar w:fldCharType="separate"/>
+        </w:r>
+        <w:r>
+          <w:rPr>
+            <w:noProof/>
+            <w:webHidden/>
+          </w:rPr>
+          <w:t>2</w:t>
+        </w:r>
+        <w:r>
+          <w:rPr>
+            <w:noProof/>
+            <w:webHidden/>
+          </w:rPr>
+          <w:fldChar w:fldCharType="end"/>
+        </w:r>
+      </w:hyperlink>
+    </w:p>
+    <w:p>
+      <w:pPr>
+        <w:pStyle w:val="Tabladeilustraciones"/>
+        <w:tabs>
+          <w:tab w:val="right" w:leader="dot" w:pos="9020"/>
+        </w:tabs>
+        <w:rPr>
+          <w:rFonts w:asciiTheme="minorHAnsi" w:eastAsiaTheme="minorEastAsia" w:hAnsiTheme="minorHAnsi" w:cstheme="minorBidi"/>
+          <w:noProof/>
+          <w:sz w:val="22"/>
+          <w:lang w:val="es-MX" w:eastAsia="es-MX"/>
+        </w:rPr>
+      </w:pPr>
+      <w:hyperlink w:anchor="_Toc243988478" w:history="1">
+        <w:r>
+          <w:rPr>
+            <w:rStyle w:val="Hipervnculo"/>
+            <w:noProof/>
+          </w:rPr>
+          <w:t>Tabla 3. Unidades de longitud (base: metro)</w:t>
+        </w:r>
+        <w:r>
+          <w:rPr>
+            <w:noProof/>
+            <w:webHidden/>
+          </w:rPr>
+          <w:tab/>
+        </w:r>
+        <w:r>
+          <w:rPr>
+            <w:noProof/>
+            <w:webHidden/>
+          </w:rPr>
+          <w:fldChar w:fldCharType="begin"/>
+        </w:r>
+        <w:r>
+          <w:rPr>
+            <w:noProof/>
+            <w:webHidden/>
+          </w:rPr>
+          <w:instrText xml:space="preserve"> PAGEREF _Toc243988478 \h </w:instrText>
+        </w:r>
+        <w:r>
+          <w:rPr>
+            <w:noProof/>
+            <w:webHidden/>
+          </w:rPr>
+        </w:r>
+        <w:r>
+          <w:rPr>
+            <w:noProof/>
+            <w:webHidden/>
+          </w:rPr>
+          <w:fldChar w:fldCharType="separate"/>
+        </w:r>
+        <w:r>
+          <w:rPr>
+            <w:noProof/>
+            <w:webHidden/>
+          </w:rPr>
+          <w:t>2</w:t>
+        </w:r>
+        <w:r>
+          <w:rPr>
+            <w:noProof/>
+            <w:webHidden/>
+          </w:rPr>
+          <w:fldChar w:fldCharType="end"/>
+        </w:r>
+      </w:hyperlink>
+    </w:p>
+    <w:p>
+      <w:pPr>
+        <w:pStyle w:val="Tabladeilustraciones"/>
+        <w:tabs>
+          <w:tab w:val="right" w:leader="dot" w:pos="9020"/>
+        </w:tabs>
+        <w:rPr>
+          <w:rFonts w:asciiTheme="minorHAnsi" w:eastAsiaTheme="minorEastAsia" w:hAnsiTheme="minorHAnsi" w:cstheme="minorBidi"/>
+          <w:noProof/>
+          <w:sz w:val="22"/>
+          <w:lang w:val="es-MX" w:eastAsia="es-MX"/>
+        </w:rPr>
+      </w:pPr>
+      <w:hyperlink w:anchor="_Toc243988479" w:history="1">
+        <w:r>
+          <w:rPr>
+            <w:rStyle w:val="Hipervnculo"/>
+            <w:noProof/>
+          </w:rPr>
+          <w:t>Tabla 4. Unidades de masa (base: kilogramo)</w:t>
+        </w:r>
+        <w:r>
+          <w:rPr>
+            <w:noProof/>
+            <w:webHidden/>
+          </w:rPr>
+          <w:tab/>
+        </w:r>
+        <w:r>
+          <w:rPr>
+            <w:noProof/>
+            <w:webHidden/>
+          </w:rPr>
+          <w:fldChar w:fldCharType="begin"/>
+        </w:r>
+        <w:r>
+          <w:rPr>
+            <w:noProof/>
+            <w:webHidden/>
+          </w:rPr>
+          <w:instrText xml:space="preserve"> PAGEREF _Toc243988479 \h </w:instrText>
+        </w:r>
+        <w:r>
+          <w:rPr>
+            <w:noProof/>
+            <w:webHidden/>
+          </w:rPr>
+        </w:r>
+        <w:r>
+          <w:rPr>
+            <w:noProof/>
+            <w:webHidden/>
+          </w:rPr>
+          <w:fldChar w:fldCharType="separate"/>
+        </w:r>
+        <w:r>
+          <w:rPr>
+            <w:noProof/>
+            <w:webHidden/>
+          </w:rPr>
+          <w:t>2</w:t>
+        </w:r>
+        <w:r>
+          <w:rPr>
+            <w:noProof/>
+            <w:webHidden/>
+          </w:rPr>
+          <w:fldChar w:fldCharType="end"/>
+        </w:r>
+      </w:hyperlink>
+    </w:p>
+    <w:p>
+      <w:pPr>
+        <w:pStyle w:val="Tabladeilustraciones"/>
+        <w:tabs>
+          <w:tab w:val="right" w:leader="dot" w:pos="9020"/>
+        </w:tabs>
+        <w:rPr>
+          <w:rFonts w:asciiTheme="minorHAnsi" w:eastAsiaTheme="minorEastAsia" w:hAnsiTheme="minorHAnsi" w:cstheme="minorBidi"/>
+          <w:noProof/>
+          <w:sz w:val="22"/>
+          <w:lang w:val="es-MX" w:eastAsia="es-MX"/>
+        </w:rPr>
+      </w:pPr>
+      <w:hyperlink w:anchor="_Toc243988480" w:history="1">
+        <w:r>
+          <w:rPr>
+            <w:rStyle w:val="Hipervnculo"/>
+            <w:noProof/>
+          </w:rPr>
+          <w:t>Tabla 5. Escalas de temperatura (no lineal: se pasa por celsius)</w:t>
+        </w:r>
+        <w:r>
+          <w:rPr>
+            <w:noProof/>
+            <w:webHidden/>
+          </w:rPr>
+          <w:tab/>
+        </w:r>
+        <w:r>
+          <w:rPr>
+            <w:noProof/>
+            <w:webHidden/>
+          </w:rPr>
+          <w:fldChar w:fldCharType="begin"/>
+        </w:r>
+        <w:r>
+          <w:rPr>
+            <w:noProof/>
+            <w:webHidden/>
+          </w:rPr>
+          <w:instrText xml:space="preserve"> PAGEREF _Toc243988480 \h </w:instrText>
+        </w:r>
+        <w:r>
+          <w:rPr>
+            <w:noProof/>
+            <w:webHidden/>
+          </w:rPr>
+        </w:r>
+        <w:r>
+          <w:rPr>
+            <w:noProof/>
+            <w:webHidden/>
+          </w:rPr>
+          <w:fldChar w:fldCharType="separate"/>
+        </w:r>
+        <w:r>
+          <w:rPr>
+            <w:noProof/>
+            <w:webHidden/>
+          </w:rPr>
+          <w:t>3</w:t>
+        </w:r>
+        <w:r>
+          <w:rPr>
+            <w:noProof/>
+            <w:webHidden/>
+          </w:rPr>
+          <w:fldChar w:fldCharType="end"/>
+        </w:r>
+      </w:hyperlink>
+    </w:p>
+    <w:p>
+      <w:pPr>
+        <w:pStyle w:val="Tabladeilustraciones"/>
+        <w:tabs>
+          <w:tab w:val="right" w:leader="dot" w:pos="9020"/>
+        </w:tabs>
+        <w:rPr>
+          <w:rFonts w:asciiTheme="minorHAnsi" w:eastAsiaTheme="minorEastAsia" w:hAnsiTheme="minorHAnsi" w:cstheme="minorBidi"/>
+          <w:noProof/>
+          <w:sz w:val="22"/>
+          <w:lang w:val="es-MX" w:eastAsia="es-MX"/>
+        </w:rPr>
+      </w:pPr>
+      <w:hyperlink w:anchor="_Toc243988481" w:history="1">
+        <w:r>
+          <w:rPr>
+            <w:rStyle w:val="Hipervnculo"/>
+            <w:noProof/>
+          </w:rPr>
+          <w:t>Tabla 6. Operaciones y parámetros de entrada</w:t>
+        </w:r>
+        <w:r>
+          <w:rPr>
+            <w:noProof/>
+            <w:webHidden/>
+          </w:rPr>
+          <w:tab/>
+        </w:r>
+        <w:r>
+          <w:rPr>
+            <w:noProof/>
+            <w:webHidden/>
+          </w:rPr>
+          <w:fldChar w:fldCharType="begin"/>
+        </w:r>
+        <w:r>
+          <w:rPr>
+            <w:noProof/>
+            <w:webHidden/>
+          </w:rPr>
+          <w:instrText xml:space="preserve"> PAGEREF _Toc243988481 \h </w:instrText>
+        </w:r>
+        <w:r>
+          <w:rPr>
+            <w:noProof/>
+            <w:webHidden/>
+          </w:rPr>
+        </w:r>
+        <w:r>
+          <w:rPr>
+            <w:noProof/>
+            <w:webHidden/>
+          </w:rPr>
+          <w:fldChar w:fldCharType="separate"/>
+        </w:r>
+        <w:r>
+          <w:rPr>
+            <w:noProof/>
+            <w:webHidden/>
+          </w:rPr>
+          <w:t>3</w:t>
+        </w:r>
+        <w:r>
+          <w:rPr>
+            <w:noProof/>
+            <w:webHidden/>
+          </w:rPr>
+          <w:fldChar w:fldCharType="end"/>
+        </w:r>
+      </w:hyperlink>
+    </w:p>
+    <w:p>
+      <w:pPr>
+        <w:pStyle w:val="Tabladeilustraciones"/>
+        <w:tabs>
+          <w:tab w:val="right" w:leader="dot" w:pos="9020"/>
+        </w:tabs>
+        <w:rPr>
+          <w:rFonts w:asciiTheme="minorHAnsi" w:eastAsiaTheme="minorEastAsia" w:hAnsiTheme="minorHAnsi" w:cstheme="minorBidi"/>
+          <w:noProof/>
+          <w:sz w:val="22"/>
+          <w:lang w:val="es-MX" w:eastAsia="es-MX"/>
+        </w:rPr>
+      </w:pPr>
+      <w:hyperlink w:anchor="_Toc243988482" w:history="1">
+        <w:r>
+          <w:rPr>
+            <w:rStyle w:val="Hipervnculo"/>
+            <w:noProof/>
+          </w:rPr>
+          <w:t>Tabla 7. Campos de RespuestaServicio</w:t>
+        </w:r>
+        <w:r>
+          <w:rPr>
+            <w:noProof/>
+            <w:webHidden/>
+          </w:rPr>
+          <w:tab/>
+        </w:r>
+        <w:r>
+          <w:rPr>
+            <w:noProof/>
+            <w:webHidden/>
+          </w:rPr>
+          <w:fldChar w:fldCharType="begin"/>
+        </w:r>
+        <w:r>
+          <w:rPr>
+            <w:noProof/>
+            <w:webHidden/>
+          </w:rPr>
+          <w:instrText xml:space="preserve"> PAGEREF _Toc243988482 \h </w:instrText>
+        </w:r>
+        <w:r>
+          <w:rPr>
+            <w:noProof/>
+            <w:webHidden/>
+          </w:rPr>
+        </w:r>
+        <w:r>
+          <w:rPr>
+            <w:noProof/>
+            <w:webHidden/>
+          </w:rPr>
+          <w:fldChar w:fldCharType="separate"/>
+        </w:r>
+        <w:r>
+          <w:rPr>
+            <w:noProof/>
+            <w:webHidden/>
+          </w:rPr>
+          <w:t>3</w:t>
+        </w:r>
+        <w:r>
+          <w:rPr>
+            <w:noProof/>
+            <w:webHidden/>
+          </w:rPr>
+          <w:fldChar w:fldCharType="end"/>
+        </w:r>
+      </w:hyperlink>
+    </w:p>
+    <w:p>
+      <w:pPr>
+        <w:pStyle w:val="Tabladeilustraciones"/>
+        <w:tabs>
+          <w:tab w:val="right" w:leader="dot" w:pos="9020"/>
+        </w:tabs>
+        <w:rPr>
+          <w:rFonts w:asciiTheme="minorHAnsi" w:eastAsiaTheme="minorEastAsia" w:hAnsiTheme="minorHAnsi" w:cstheme="minorBidi"/>
+          <w:noProof/>
+          <w:sz w:val="22"/>
+          <w:lang w:val="es-MX" w:eastAsia="es-MX"/>
+        </w:rPr>
+      </w:pPr>
+      <w:hyperlink w:anchor="_Toc243988483" w:history="1">
+        <w:r>
+          <w:rPr>
+            <w:rStyle w:val="Hipervnculo"/>
+            <w:noProof/>
+          </w:rPr>
+          <w:t>Tabla 8. Códigos de resultado</w:t>
+        </w:r>
+        <w:r>
+          <w:rPr>
+            <w:noProof/>
+            <w:webHidden/>
+          </w:rPr>
+          <w:tab/>
+        </w:r>
+        <w:r>
+          <w:rPr>
+            <w:noProof/>
+            <w:webHidden/>
+          </w:rPr>
+          <w:fldChar w:fldCharType="begin"/>
+        </w:r>
+        <w:r>
+          <w:rPr>
+            <w:noProof/>
+            <w:webHidden/>
+          </w:rPr>
+          <w:instrText xml:space="preserve"> PAGEREF _Toc243988483 \h </w:instrText>
         </w:r>
         <w:r>
           <w:rPr>
@@ -5676,13 +6168,13 @@
           <w:lang w:val="es-MX" w:eastAsia="es-MX"/>
         </w:rPr>
       </w:pPr>
-      <w:hyperlink w:anchor="_Toc242892513" w:history="1">
+      <w:hyperlink w:anchor="_Toc243988484" w:history="1">
         <w:r>
           <w:rPr>
             <w:rStyle w:val="Hipervnculo"/>
             <w:noProof/>
           </w:rPr>
-          <w:t>Tabla 2. Tokens activos (clase GestorTokens)</w:t>
+          <w:t>Tabla 9. Ejemplo: convertir 2,5 kilogramos a libras (WSMasa)</w:t>
         </w:r>
         <w:r>
           <w:rPr>
@@ -5703,7 +6195,7 @@
             <w:noProof/>
             <w:webHidden/>
           </w:rPr>
-          <w:instrText xml:space="preserve"> PAGEREF _Toc242892513 \h </w:instrText>
+          <w:instrText xml:space="preserve"> PAGEREF _Toc243988484 \h </w:instrText>
         </w:r>
         <w:r>
           <w:rPr>
@@ -5747,13 +6239,13 @@
           <w:lang w:val="es-MX" w:eastAsia="es-MX"/>
         </w:rPr>
       </w:pPr>
-      <w:hyperlink w:anchor="_Toc242892514" w:history="1">
+      <w:hyperlink w:anchor="_Toc243988485" w:history="1">
         <w:r>
           <w:rPr>
             <w:rStyle w:val="Hipervnculo"/>
             <w:noProof/>
           </w:rPr>
-          <w:t>Tabla 3. Unidades de longitud (base: metro)</w:t>
+          <w:t>Tabla 10. Reglas de validación y mensajes</w:t>
         </w:r>
         <w:r>
           <w:rPr>
@@ -5774,7 +6266,7 @@
             <w:noProof/>
             <w:webHidden/>
           </w:rPr>
-          <w:instrText xml:space="preserve"> PAGEREF _Toc242892514 \h </w:instrText>
+          <w:instrText xml:space="preserve"> PAGEREF _Toc243988485 \h </w:instrText>
         </w:r>
         <w:r>
           <w:rPr>
@@ -5818,13 +6310,13 @@
           <w:lang w:val="es-MX" w:eastAsia="es-MX"/>
         </w:rPr>
       </w:pPr>
-      <w:hyperlink w:anchor="_Toc242892515" w:history="1">
+      <w:hyperlink w:anchor="_Toc243988486" w:history="1">
         <w:r>
           <w:rPr>
             <w:rStyle w:val="Hipervnculo"/>
             <w:noProof/>
           </w:rPr>
-          <w:t>Tabla 4. Unidades de masa (base: kilogramo)</w:t>
+          <w:t>Tabla 11. Datos en los clientes</w:t>
         </w:r>
         <w:r>
           <w:rPr>
@@ -5845,78 +6337,7 @@
             <w:noProof/>
             <w:webHidden/>
           </w:rPr>
-          <w:instrText xml:space="preserve"> PAGEREF _Toc242892515 \h </w:instrText>
-        </w:r>
-        <w:r>
-          <w:rPr>
-            <w:noProof/>
-            <w:webHidden/>
-          </w:rPr>
-        </w:r>
-        <w:r>
-          <w:rPr>
-            <w:noProof/>
-            <w:webHidden/>
-          </w:rPr>
-          <w:fldChar w:fldCharType="separate"/>
-        </w:r>
-        <w:r>
-          <w:rPr>
-            <w:noProof/>
-            <w:webHidden/>
-          </w:rPr>
-          <w:t>4</w:t>
-        </w:r>
-        <w:r>
-          <w:rPr>
-            <w:noProof/>
-            <w:webHidden/>
-          </w:rPr>
-          <w:fldChar w:fldCharType="end"/>
-        </w:r>
-      </w:hyperlink>
-    </w:p>
-    <w:p>
-      <w:pPr>
-        <w:pStyle w:val="Tabladeilustraciones"/>
-        <w:tabs>
-          <w:tab w:val="right" w:leader="dot" w:pos="9020"/>
-        </w:tabs>
-        <w:rPr>
-          <w:rFonts w:asciiTheme="minorHAnsi" w:eastAsiaTheme="minorEastAsia" w:hAnsiTheme="minorHAnsi" w:cstheme="minorBidi"/>
-          <w:noProof/>
-          <w:sz w:val="22"/>
-          <w:lang w:val="es-MX" w:eastAsia="es-MX"/>
-        </w:rPr>
-      </w:pPr>
-      <w:hyperlink w:anchor="_Toc242892516" w:history="1">
-        <w:r>
-          <w:rPr>
-            <w:rStyle w:val="Hipervnculo"/>
-            <w:noProof/>
-          </w:rPr>
-          <w:t>Tabla 5. Escalas de temperatura (no lineal: se pasa por celsius)</w:t>
-        </w:r>
-        <w:r>
-          <w:rPr>
-            <w:noProof/>
-            <w:webHidden/>
-          </w:rPr>
-          <w:tab/>
-        </w:r>
-        <w:r>
-          <w:rPr>
-            <w:noProof/>
-            <w:webHidden/>
-          </w:rPr>
-          <w:fldChar w:fldCharType="begin"/>
-        </w:r>
-        <w:r>
-          <w:rPr>
-            <w:noProof/>
-            <w:webHidden/>
-          </w:rPr>
-          <w:instrText xml:space="preserve"> PAGEREF _Toc242892516 \h </w:instrText>
+          <w:instrText xml:space="preserve"> PAGEREF _Toc243988486 \h </w:instrText>
         </w:r>
         <w:r>
           <w:rPr>
@@ -5948,432 +6369,6 @@
       </w:hyperlink>
     </w:p>
     <w:p>
-      <w:pPr>
-        <w:pStyle w:val="Tabladeilustraciones"/>
-        <w:tabs>
-          <w:tab w:val="right" w:leader="dot" w:pos="9020"/>
-        </w:tabs>
-        <w:rPr>
-          <w:rFonts w:asciiTheme="minorHAnsi" w:eastAsiaTheme="minorEastAsia" w:hAnsiTheme="minorHAnsi" w:cstheme="minorBidi"/>
-          <w:noProof/>
-          <w:sz w:val="22"/>
-          <w:lang w:val="es-MX" w:eastAsia="es-MX"/>
-        </w:rPr>
-      </w:pPr>
-      <w:hyperlink w:anchor="_Toc242892517" w:history="1">
-        <w:r>
-          <w:rPr>
-            <w:rStyle w:val="Hipervnculo"/>
-            <w:noProof/>
-          </w:rPr>
-          <w:t>Tabla 6. Operaciones y parámetros de entrada</w:t>
-        </w:r>
-        <w:r>
-          <w:rPr>
-            <w:noProof/>
-            <w:webHidden/>
-          </w:rPr>
-          <w:tab/>
-        </w:r>
-        <w:r>
-          <w:rPr>
-            <w:noProof/>
-            <w:webHidden/>
-          </w:rPr>
-          <w:fldChar w:fldCharType="begin"/>
-        </w:r>
-        <w:r>
-          <w:rPr>
-            <w:noProof/>
-            <w:webHidden/>
-          </w:rPr>
-          <w:instrText xml:space="preserve"> PAGEREF _Toc242892517 \h </w:instrText>
-        </w:r>
-        <w:r>
-          <w:rPr>
-            <w:noProof/>
-            <w:webHidden/>
-          </w:rPr>
-        </w:r>
-        <w:r>
-          <w:rPr>
-            <w:noProof/>
-            <w:webHidden/>
-          </w:rPr>
-          <w:fldChar w:fldCharType="separate"/>
-        </w:r>
-        <w:r>
-          <w:rPr>
-            <w:noProof/>
-            <w:webHidden/>
-          </w:rPr>
-          <w:t>5</w:t>
-        </w:r>
-        <w:r>
-          <w:rPr>
-            <w:noProof/>
-            <w:webHidden/>
-          </w:rPr>
-          <w:fldChar w:fldCharType="end"/>
-        </w:r>
-      </w:hyperlink>
-    </w:p>
-    <w:p>
-      <w:pPr>
-        <w:pStyle w:val="Tabladeilustraciones"/>
-        <w:tabs>
-          <w:tab w:val="right" w:leader="dot" w:pos="9020"/>
-        </w:tabs>
-        <w:rPr>
-          <w:rFonts w:asciiTheme="minorHAnsi" w:eastAsiaTheme="minorEastAsia" w:hAnsiTheme="minorHAnsi" w:cstheme="minorBidi"/>
-          <w:noProof/>
-          <w:sz w:val="22"/>
-          <w:lang w:val="es-MX" w:eastAsia="es-MX"/>
-        </w:rPr>
-      </w:pPr>
-      <w:hyperlink w:anchor="_Toc242892518" w:history="1">
-        <w:r>
-          <w:rPr>
-            <w:rStyle w:val="Hipervnculo"/>
-            <w:noProof/>
-          </w:rPr>
-          <w:t>Tabla 7. Campos de RespuestaServicio</w:t>
-        </w:r>
-        <w:r>
-          <w:rPr>
-            <w:noProof/>
-            <w:webHidden/>
-          </w:rPr>
-          <w:tab/>
-        </w:r>
-        <w:r>
-          <w:rPr>
-            <w:noProof/>
-            <w:webHidden/>
-          </w:rPr>
-          <w:fldChar w:fldCharType="begin"/>
-        </w:r>
-        <w:r>
-          <w:rPr>
-            <w:noProof/>
-            <w:webHidden/>
-          </w:rPr>
-          <w:instrText xml:space="preserve"> PAGEREF _Toc242892518 \h </w:instrText>
-        </w:r>
-        <w:r>
-          <w:rPr>
-            <w:noProof/>
-            <w:webHidden/>
-          </w:rPr>
-        </w:r>
-        <w:r>
-          <w:rPr>
-            <w:noProof/>
-            <w:webHidden/>
-          </w:rPr>
-          <w:fldChar w:fldCharType="separate"/>
-        </w:r>
-        <w:r>
-          <w:rPr>
-            <w:noProof/>
-            <w:webHidden/>
-          </w:rPr>
-          <w:t>5</w:t>
-        </w:r>
-        <w:r>
-          <w:rPr>
-            <w:noProof/>
-            <w:webHidden/>
-          </w:rPr>
-          <w:fldChar w:fldCharType="end"/>
-        </w:r>
-      </w:hyperlink>
-    </w:p>
-    <w:p>
-      <w:pPr>
-        <w:pStyle w:val="Tabladeilustraciones"/>
-        <w:tabs>
-          <w:tab w:val="right" w:leader="dot" w:pos="9020"/>
-        </w:tabs>
-        <w:rPr>
-          <w:rFonts w:asciiTheme="minorHAnsi" w:eastAsiaTheme="minorEastAsia" w:hAnsiTheme="minorHAnsi" w:cstheme="minorBidi"/>
-          <w:noProof/>
-          <w:sz w:val="22"/>
-          <w:lang w:val="es-MX" w:eastAsia="es-MX"/>
-        </w:rPr>
-      </w:pPr>
-      <w:hyperlink w:anchor="_Toc242892519" w:history="1">
-        <w:r>
-          <w:rPr>
-            <w:rStyle w:val="Hipervnculo"/>
-            <w:noProof/>
-          </w:rPr>
-          <w:t>Tabla 8. Códigos de resultado</w:t>
-        </w:r>
-        <w:r>
-          <w:rPr>
-            <w:noProof/>
-            <w:webHidden/>
-          </w:rPr>
-          <w:tab/>
-        </w:r>
-        <w:r>
-          <w:rPr>
-            <w:noProof/>
-            <w:webHidden/>
-          </w:rPr>
-          <w:fldChar w:fldCharType="begin"/>
-        </w:r>
-        <w:r>
-          <w:rPr>
-            <w:noProof/>
-            <w:webHidden/>
-          </w:rPr>
-          <w:instrText xml:space="preserve"> PAGEREF _Toc242892519 \h </w:instrText>
-        </w:r>
-        <w:r>
-          <w:rPr>
-            <w:noProof/>
-            <w:webHidden/>
-          </w:rPr>
-        </w:r>
-        <w:r>
-          <w:rPr>
-            <w:noProof/>
-            <w:webHidden/>
-          </w:rPr>
-          <w:fldChar w:fldCharType="separate"/>
-        </w:r>
-        <w:r>
-          <w:rPr>
-            <w:noProof/>
-            <w:webHidden/>
-          </w:rPr>
-          <w:t>6</w:t>
-        </w:r>
-        <w:r>
-          <w:rPr>
-            <w:noProof/>
-            <w:webHidden/>
-          </w:rPr>
-          <w:fldChar w:fldCharType="end"/>
-        </w:r>
-      </w:hyperlink>
-    </w:p>
-    <w:p>
-      <w:pPr>
-        <w:pStyle w:val="Tabladeilustraciones"/>
-        <w:tabs>
-          <w:tab w:val="right" w:leader="dot" w:pos="9020"/>
-        </w:tabs>
-        <w:rPr>
-          <w:rFonts w:asciiTheme="minorHAnsi" w:eastAsiaTheme="minorEastAsia" w:hAnsiTheme="minorHAnsi" w:cstheme="minorBidi"/>
-          <w:noProof/>
-          <w:sz w:val="22"/>
-          <w:lang w:val="es-MX" w:eastAsia="es-MX"/>
-        </w:rPr>
-      </w:pPr>
-      <w:hyperlink w:anchor="_Toc242892520" w:history="1">
-        <w:r>
-          <w:rPr>
-            <w:rStyle w:val="Hipervnculo"/>
-            <w:noProof/>
-          </w:rPr>
-          <w:t>Tabla 9. Ejemplo: convertir 2,5 kilogramos a libras (WSMasa)</w:t>
-        </w:r>
-        <w:r>
-          <w:rPr>
-            <w:noProof/>
-            <w:webHidden/>
-          </w:rPr>
-          <w:tab/>
-        </w:r>
-        <w:r>
-          <w:rPr>
-            <w:noProof/>
-            <w:webHidden/>
-          </w:rPr>
-          <w:fldChar w:fldCharType="begin"/>
-        </w:r>
-        <w:r>
-          <w:rPr>
-            <w:noProof/>
-            <w:webHidden/>
-          </w:rPr>
-          <w:instrText xml:space="preserve"> PAGEREF _Toc242892520 \h </w:instrText>
-        </w:r>
-        <w:r>
-          <w:rPr>
-            <w:noProof/>
-            <w:webHidden/>
-          </w:rPr>
-        </w:r>
-        <w:r>
-          <w:rPr>
-            <w:noProof/>
-            <w:webHidden/>
-          </w:rPr>
-          <w:fldChar w:fldCharType="separate"/>
-        </w:r>
-        <w:r>
-          <w:rPr>
-            <w:noProof/>
-            <w:webHidden/>
-          </w:rPr>
-          <w:t>6</w:t>
-        </w:r>
-        <w:r>
-          <w:rPr>
-            <w:noProof/>
-            <w:webHidden/>
-          </w:rPr>
-          <w:fldChar w:fldCharType="end"/>
-        </w:r>
-      </w:hyperlink>
-    </w:p>
-    <w:p>
-      <w:pPr>
-        <w:pStyle w:val="Tabladeilustraciones"/>
-        <w:tabs>
-          <w:tab w:val="right" w:leader="dot" w:pos="9020"/>
-        </w:tabs>
-        <w:rPr>
-          <w:rFonts w:asciiTheme="minorHAnsi" w:eastAsiaTheme="minorEastAsia" w:hAnsiTheme="minorHAnsi" w:cstheme="minorBidi"/>
-          <w:noProof/>
-          <w:sz w:val="22"/>
-          <w:lang w:val="es-MX" w:eastAsia="es-MX"/>
-        </w:rPr>
-      </w:pPr>
-      <w:hyperlink w:anchor="_Toc242892521" w:history="1">
-        <w:r>
-          <w:rPr>
-            <w:rStyle w:val="Hipervnculo"/>
-            <w:noProof/>
-          </w:rPr>
-          <w:t>Tabla 10. Reglas de validación y mensajes</w:t>
-        </w:r>
-        <w:r>
-          <w:rPr>
-            <w:noProof/>
-            <w:webHidden/>
-          </w:rPr>
-          <w:tab/>
-        </w:r>
-        <w:r>
-          <w:rPr>
-            <w:noProof/>
-            <w:webHidden/>
-          </w:rPr>
-          <w:fldChar w:fldCharType="begin"/>
-        </w:r>
-        <w:r>
-          <w:rPr>
-            <w:noProof/>
-            <w:webHidden/>
-          </w:rPr>
-          <w:instrText xml:space="preserve"> PAGEREF _Toc242892521 \h </w:instrText>
-        </w:r>
-        <w:r>
-          <w:rPr>
-            <w:noProof/>
-            <w:webHidden/>
-          </w:rPr>
-        </w:r>
-        <w:r>
-          <w:rPr>
-            <w:noProof/>
-            <w:webHidden/>
-          </w:rPr>
-          <w:fldChar w:fldCharType="separate"/>
-        </w:r>
-        <w:r>
-          <w:rPr>
-            <w:noProof/>
-            <w:webHidden/>
-          </w:rPr>
-          <w:t>6</w:t>
-        </w:r>
-        <w:r>
-          <w:rPr>
-            <w:noProof/>
-            <w:webHidden/>
-          </w:rPr>
-          <w:fldChar w:fldCharType="end"/>
-        </w:r>
-      </w:hyperlink>
-    </w:p>
-    <w:p>
-      <w:pPr>
-        <w:pStyle w:val="Tabladeilustraciones"/>
-        <w:tabs>
-          <w:tab w:val="right" w:leader="dot" w:pos="9020"/>
-        </w:tabs>
-        <w:rPr>
-          <w:rFonts w:asciiTheme="minorHAnsi" w:eastAsiaTheme="minorEastAsia" w:hAnsiTheme="minorHAnsi" w:cstheme="minorBidi"/>
-          <w:noProof/>
-          <w:sz w:val="22"/>
-          <w:lang w:val="es-MX" w:eastAsia="es-MX"/>
-        </w:rPr>
-      </w:pPr>
-      <w:hyperlink w:anchor="_Toc242892522" w:history="1">
-        <w:r>
-          <w:rPr>
-            <w:rStyle w:val="Hipervnculo"/>
-            <w:noProof/>
-          </w:rPr>
-          <w:t>Tabla 11. Datos en los clientes</w:t>
-        </w:r>
-        <w:r>
-          <w:rPr>
-            <w:noProof/>
-            <w:webHidden/>
-          </w:rPr>
-          <w:tab/>
-        </w:r>
-        <w:r>
-          <w:rPr>
-            <w:noProof/>
-            <w:webHidden/>
-          </w:rPr>
-          <w:fldChar w:fldCharType="begin"/>
-        </w:r>
-        <w:r>
-          <w:rPr>
-            <w:noProof/>
-            <w:webHidden/>
-          </w:rPr>
-          <w:instrText xml:space="preserve"> PAGEREF _Toc242892522 \h </w:instrText>
-        </w:r>
-        <w:r>
-          <w:rPr>
-            <w:noProof/>
-            <w:webHidden/>
-          </w:rPr>
-        </w:r>
-        <w:r>
-          <w:rPr>
-            <w:noProof/>
-            <w:webHidden/>
-          </w:rPr>
-          <w:fldChar w:fldCharType="separate"/>
-        </w:r>
-        <w:r>
-          <w:rPr>
-            <w:noProof/>
-            <w:webHidden/>
-          </w:rPr>
-          <w:t>7</w:t>
-        </w:r>
-        <w:r>
-          <w:rPr>
-            <w:noProof/>
-            <w:webHidden/>
-          </w:rPr>
-          <w:fldChar w:fldCharType="end"/>
-        </w:r>
-      </w:hyperlink>
-    </w:p>
-    <w:p>
       <w:r>
         <w:fldChar w:fldCharType="end"/>
       </w:r>
@@ -6381,6 +6376,7 @@
     <w:p>
       <w:pPr>
         <w:sectPr>
+          <w:type w:val="continuous"/>
           <w:pgSz w:w="11910" w:h="16840"/>
           <w:pgMar w:top="1440" w:right="1440" w:bottom="1440" w:left="1440" w:header="0" w:footer="996" w:gutter="0"/>
           <w:pgBorders w:offsetFrom="page">
@@ -6403,7 +6399,7 @@
         </w:numPr>
         <w:spacing w:before="240" w:line="240" w:lineRule="auto"/>
       </w:pPr>
-      <w:bookmarkStart w:id="1" w:name="_Toc242892500"/>
+      <w:bookmarkStart w:id="1" w:name="_Toc243988464"/>
       <w:r>
         <w:lastRenderedPageBreak/>
         <w:t>Introducción</w:t>
@@ -6429,7 +6425,7 @@
         </w:numPr>
         <w:spacing w:before="240" w:line="240" w:lineRule="auto"/>
       </w:pPr>
-      <w:bookmarkStart w:id="2" w:name="_Toc242892501"/>
+      <w:bookmarkStart w:id="2" w:name="_Toc243988465"/>
       <w:r>
         <w:t>Estructuras de datos del servidor (en memoria)</w:t>
       </w:r>
@@ -6444,7 +6440,7 @@
           <w:numId w:val="20"/>
         </w:numPr>
       </w:pPr>
-      <w:bookmarkStart w:id="3" w:name="_Toc242892502"/>
+      <w:bookmarkStart w:id="3" w:name="_Toc243988466"/>
       <w:r>
         <w:t>Credenciales del usuario</w:t>
       </w:r>
@@ -6455,7 +6451,7 @@
         <w:pStyle w:val="Descripcin"/>
         <w:keepNext/>
       </w:pPr>
-      <w:bookmarkStart w:id="4" w:name="_Toc242892512"/>
+      <w:bookmarkStart w:id="4" w:name="_Toc243988476"/>
       <w:r>
         <w:t xml:space="preserve">Tabla </w:t>
       </w:r>
@@ -6751,7 +6747,7 @@
           <w:numId w:val="20"/>
         </w:numPr>
       </w:pPr>
-      <w:bookmarkStart w:id="5" w:name="_Toc242892503"/>
+      <w:bookmarkStart w:id="5" w:name="_Toc243988467"/>
       <w:r>
         <w:t>Tokens activos</w:t>
       </w:r>
@@ -6762,7 +6758,7 @@
         <w:pStyle w:val="Descripcin"/>
         <w:keepNext/>
       </w:pPr>
-      <w:bookmarkStart w:id="6" w:name="_Toc242892513"/>
+      <w:bookmarkStart w:id="6" w:name="_Toc243988477"/>
       <w:r>
         <w:t xml:space="preserve">Tabla </w:t>
       </w:r>
@@ -7219,7 +7215,7 @@
           <w:numId w:val="20"/>
         </w:numPr>
       </w:pPr>
-      <w:bookmarkStart w:id="7" w:name="_Toc242892504"/>
+      <w:bookmarkStart w:id="7" w:name="_Toc243988468"/>
       <w:r>
         <w:t>Catálogo de categorías y unidades</w:t>
       </w:r>
@@ -7235,7 +7231,7 @@
         <w:pStyle w:val="Descripcin"/>
         <w:keepNext/>
       </w:pPr>
-      <w:bookmarkStart w:id="8" w:name="_Toc242892514"/>
+      <w:bookmarkStart w:id="8" w:name="_Toc243988478"/>
       <w:r>
         <w:t xml:space="preserve">Tabla </w:t>
       </w:r>
@@ -7769,7 +7765,7 @@
         <w:pStyle w:val="Descripcin"/>
         <w:keepNext/>
       </w:pPr>
-      <w:bookmarkStart w:id="9" w:name="_Toc242892515"/>
+      <w:bookmarkStart w:id="9" w:name="_Toc243988479"/>
       <w:r>
         <w:t xml:space="preserve">Tabla </w:t>
       </w:r>
@@ -8304,7 +8300,7 @@
         <w:pStyle w:val="Descripcin"/>
         <w:keepNext/>
       </w:pPr>
-      <w:bookmarkStart w:id="10" w:name="_Toc242892516"/>
+      <w:bookmarkStart w:id="10" w:name="_Toc243988480"/>
       <w:r>
         <w:t xml:space="preserve">Tabla </w:t>
       </w:r>
@@ -8842,7 +8838,7 @@
         </w:numPr>
         <w:spacing w:before="240" w:line="240" w:lineRule="auto"/>
       </w:pPr>
-      <w:bookmarkStart w:id="11" w:name="_Toc242892505"/>
+      <w:bookmarkStart w:id="11" w:name="_Toc243988469"/>
       <w:r>
         <w:t>Mensajes SOAP</w:t>
       </w:r>
@@ -8857,7 +8853,7 @@
           <w:numId w:val="20"/>
         </w:numPr>
       </w:pPr>
-      <w:bookmarkStart w:id="12" w:name="_Toc242892506"/>
+      <w:bookmarkStart w:id="12" w:name="_Toc243988470"/>
       <w:r>
         <w:t>Parámetros de entrada por operación</w:t>
       </w:r>
@@ -8873,7 +8869,7 @@
         <w:pStyle w:val="Descripcin"/>
         <w:keepNext/>
       </w:pPr>
-      <w:bookmarkStart w:id="13" w:name="_Toc242892517"/>
+      <w:bookmarkStart w:id="13" w:name="_Toc243988481"/>
       <w:r>
         <w:t xml:space="preserve">Tabla </w:t>
       </w:r>
@@ -10408,7 +10404,7 @@
           <w:numId w:val="20"/>
         </w:numPr>
       </w:pPr>
-      <w:bookmarkStart w:id="14" w:name="_Toc242892507"/>
+      <w:bookmarkStart w:id="14" w:name="_Toc243988471"/>
       <w:r>
         <w:t>Respuesta estructurada</w:t>
       </w:r>
@@ -10424,7 +10420,7 @@
         <w:pStyle w:val="Descripcin"/>
         <w:keepNext/>
       </w:pPr>
-      <w:bookmarkStart w:id="15" w:name="_Toc242892518"/>
+      <w:bookmarkStart w:id="15" w:name="_Toc243988482"/>
       <w:r>
         <w:t xml:space="preserve">Tabla </w:t>
       </w:r>
@@ -11430,7 +11426,7 @@
           <w:numId w:val="20"/>
         </w:numPr>
       </w:pPr>
-      <w:bookmarkStart w:id="16" w:name="_Toc242892508"/>
+      <w:bookmarkStart w:id="16" w:name="_Toc243988472"/>
       <w:r>
         <w:t>Códigos de resultado</w:t>
       </w:r>
@@ -11441,7 +11437,7 @@
         <w:pStyle w:val="Descripcin"/>
         <w:keepNext/>
       </w:pPr>
-      <w:bookmarkStart w:id="17" w:name="_Toc242892519"/>
+      <w:bookmarkStart w:id="17" w:name="_Toc243988483"/>
       <w:r>
         <w:t xml:space="preserve">Tabla </w:t>
       </w:r>
@@ -12220,7 +12216,7 @@
           <w:numId w:val="20"/>
         </w:numPr>
       </w:pPr>
-      <w:bookmarkStart w:id="18" w:name="_Toc242892509"/>
+      <w:bookmarkStart w:id="18" w:name="_Toc243988473"/>
       <w:r>
         <w:t>Ejemplo de mensaje</w:t>
       </w:r>
@@ -12231,7 +12227,7 @@
         <w:pStyle w:val="Descripcin"/>
         <w:keepNext/>
       </w:pPr>
-      <w:bookmarkStart w:id="19" w:name="_Toc242892520"/>
+      <w:bookmarkStart w:id="19" w:name="_Toc243988484"/>
       <w:r>
         <w:t xml:space="preserve">Tabla </w:t>
       </w:r>
@@ -12511,7 +12507,7 @@
         </w:numPr>
         <w:spacing w:before="240" w:line="240" w:lineRule="auto"/>
       </w:pPr>
-      <w:bookmarkStart w:id="20" w:name="_Toc242892510"/>
+      <w:bookmarkStart w:id="20" w:name="_Toc243988474"/>
       <w:r>
         <w:t>Reglas de validación</w:t>
       </w:r>
@@ -12527,7 +12523,7 @@
         <w:pStyle w:val="Descripcin"/>
         <w:keepNext/>
       </w:pPr>
-      <w:bookmarkStart w:id="21" w:name="_Toc242892521"/>
+      <w:bookmarkStart w:id="21" w:name="_Toc243988485"/>
       <w:r>
         <w:t xml:space="preserve">Tabla </w:t>
       </w:r>
@@ -13549,7 +13545,7 @@
         </w:numPr>
         <w:spacing w:before="240" w:line="240" w:lineRule="auto"/>
       </w:pPr>
-      <w:bookmarkStart w:id="22" w:name="_Toc242892511"/>
+      <w:bookmarkStart w:id="22" w:name="_Toc243988475"/>
       <w:r>
         <w:t>Datos que guardan los clientes</w:t>
       </w:r>
@@ -13560,7 +13556,7 @@
         <w:pStyle w:val="Descripcin"/>
         <w:keepNext/>
       </w:pPr>
-      <w:bookmarkStart w:id="23" w:name="_Toc242892522"/>
+      <w:bookmarkStart w:id="23" w:name="_Toc243988486"/>
       <w:r>
         <w:t xml:space="preserve">Tabla </w:t>
       </w:r>
@@ -14090,6 +14086,7 @@
       </w:pPr>
     </w:p>
     <w:sectPr>
+      <w:type w:val="continuous"/>
       <w:pgSz w:w="11910" w:h="16840"/>
       <w:pgMar w:top="740" w:right="1320" w:bottom="1180" w:left="1160" w:header="0" w:footer="996" w:gutter="0"/>
       <w:pgBorders w:offsetFrom="page">
@@ -14099,6 +14096,7 @@
         <w:right w:val="twistedLines1" w:sz="15" w:space="24" w:color="auto"/>
       </w:pgBorders>
       <w:cols w:space="720"/>
+      <w:docGrid w:linePitch="326"/>
     </w:sectPr>
   </w:body>
 </w:document>
